--- a/output.docx
+++ b/output.docx
@@ -3,9 +3,16 @@
 <w:document xmlns:w="http://schemas.openxmlformats.org/wordprocessingml/2006/main">
   <w:body>
     <w:p>
-      <w:pPr/>
+      <w:pPr>
+        <w:jc w:val="center"/>
+      </w:pPr>
       <w:r>
-        <w:t>Hello from IronWord!</w:t>
+        <w:rPr>
+          <w:rFonts w:ascii=""/>
+          <w:b/>
+          <w:sz w:val="32"/>
+        </w:rPr>
+        <w:t xml:space="preserve"/>
       </w:r>
     </w:p>
   </w:body>

--- a/output.docx
+++ b/output.docx
@@ -8,11 +8,21 @@
       </w:pPr>
       <w:r>
         <w:rPr>
+          <w:rFonts w:ascii="Roboto"/>
+          <w:b/>
+          <w:i/>
+          <w:color w:val="000000"/>
+          <w:sz w:val="40"/>
+        </w:rPr>
+        <w:t xml:space="preserve">მითითება N:</w:t>
+      </w:r>
+      <w:r>
+        <w:rPr>
           <w:rFonts w:ascii=""/>
           <w:b/>
           <w:sz w:val="32"/>
         </w:rPr>
-        <w:t xml:space="preserve"/>
+        <w:t xml:space="preserve">010592</w:t>
       </w:r>
     </w:p>
   </w:body>
